--- a/docs/AD2_Trade_PRD.docx
+++ b/docs/AD2_Trade_PRD.docx
@@ -2200,6 +2200,320 @@
         <w:pStyle w:val="Heading2"/>
       </w:pPr>
       <w:r>
+        <w:t>7A. Assisted journey — AD2 transacting for an SME</w:t>
+      </w:r>
+    </w:p>
+    <w:p>
+      <w:r>
+        <w:t>AD2 works inside an approved SME's portal on its behalf. There are no separate screens: the SME portal is reused with the acting context swapped, so anything the SME can do, AD2 can do for them.</w:t>
+      </w:r>
+    </w:p>
+    <w:p>
+      <w:r>
+        <w:rPr>
+          <w:b/>
+        </w:rPr>
+        <w:t>Entry is from inside the function, never from a dashboard.</w:t>
+      </w:r>
+      <w:r>
+        <w:t xml:space="preserve"> The journey starts where the work is:</w:t>
+      </w:r>
+    </w:p>
+    <w:tbl>
+      <w:tblPr>
+        <w:tblStyle w:val="LightGrid-Accent1"/>
+        <w:tblW w:type="auto" w:w="0"/>
+        <w:jc w:val="center"/>
+        <w:tblLook w:firstColumn="1" w:firstRow="1" w:lastColumn="0" w:lastRow="0" w:noHBand="0" w:noVBand="1" w:val="04A0"/>
+      </w:tblPr>
+      <w:tblGrid>
+        <w:gridCol w:w="2880"/>
+        <w:gridCol w:w="2880"/>
+        <w:gridCol w:w="2880"/>
+      </w:tblGrid>
+      <w:tr>
+        <w:tc>
+          <w:tcPr>
+            <w:tcW w:type="dxa" w:w="2880"/>
+          </w:tcPr>
+          <w:p>
+            <w:r>
+              <w:rPr>
+                <w:b/>
+              </w:rPr>
+            </w:r>
+            <w:r>
+              <w:rPr>
+                <w:b/>
+              </w:rPr>
+              <w:t>Where</w:t>
+            </w:r>
+          </w:p>
+        </w:tc>
+        <w:tc>
+          <w:tcPr>
+            <w:tcW w:type="dxa" w:w="2880"/>
+          </w:tcPr>
+          <w:p>
+            <w:r>
+              <w:rPr>
+                <w:b/>
+              </w:rPr>
+            </w:r>
+            <w:r>
+              <w:rPr>
+                <w:b/>
+              </w:rPr>
+              <w:t>Action</w:t>
+            </w:r>
+          </w:p>
+        </w:tc>
+        <w:tc>
+          <w:tcPr>
+            <w:tcW w:type="dxa" w:w="2880"/>
+          </w:tcPr>
+          <w:p>
+            <w:r>
+              <w:rPr>
+                <w:b/>
+              </w:rPr>
+            </w:r>
+            <w:r>
+              <w:rPr>
+                <w:b/>
+              </w:rPr>
+              <w:t>Lands on</w:t>
+            </w:r>
+          </w:p>
+        </w:tc>
+      </w:tr>
+      <w:tr>
+        <w:tc>
+          <w:tcPr>
+            <w:tcW w:type="dxa" w:w="2880"/>
+          </w:tcPr>
+          <w:p>
+            <w:r/>
+            <w:r>
+              <w:t>AD2 → Outward Requests</w:t>
+            </w:r>
+          </w:p>
+        </w:tc>
+        <w:tc>
+          <w:tcPr>
+            <w:tcW w:type="dxa" w:w="2880"/>
+          </w:tcPr>
+          <w:p>
+            <w:r/>
+            <w:r>
+              <w:rPr>
+                <w:b/>
+              </w:rPr>
+              <w:t>New request for an SME</w:t>
+            </w:r>
+          </w:p>
+        </w:tc>
+        <w:tc>
+          <w:tcPr>
+            <w:tcW w:type="dxa" w:w="2880"/>
+          </w:tcPr>
+          <w:p>
+            <w:r/>
+            <w:r>
+              <w:t>That SME's outward request form</w:t>
+            </w:r>
+          </w:p>
+        </w:tc>
+      </w:tr>
+      <w:tr>
+        <w:tc>
+          <w:tcPr>
+            <w:tcW w:type="dxa" w:w="2880"/>
+          </w:tcPr>
+          <w:p>
+            <w:r/>
+            <w:r>
+              <w:t>AD2 → Inward Remittances</w:t>
+            </w:r>
+          </w:p>
+        </w:tc>
+        <w:tc>
+          <w:tcPr>
+            <w:tcW w:type="dxa" w:w="2880"/>
+          </w:tcPr>
+          <w:p>
+            <w:r/>
+            <w:r>
+              <w:rPr>
+                <w:b/>
+              </w:rPr>
+              <w:t>Disposal for an SME</w:t>
+            </w:r>
+          </w:p>
+        </w:tc>
+        <w:tc>
+          <w:tcPr>
+            <w:tcW w:type="dxa" w:w="2880"/>
+          </w:tcPr>
+          <w:p>
+            <w:r/>
+            <w:r>
+              <w:t>That SME's inward remittance list</w:t>
+            </w:r>
+          </w:p>
+        </w:tc>
+      </w:tr>
+      <w:tr>
+        <w:tc>
+          <w:tcPr>
+            <w:tcW w:type="dxa" w:w="2880"/>
+          </w:tcPr>
+          <w:p>
+            <w:r/>
+            <w:r>
+              <w:t>AD2 → Inward Remittances, any receipt with a balance</w:t>
+            </w:r>
+          </w:p>
+        </w:tc>
+        <w:tc>
+          <w:tcPr>
+            <w:tcW w:type="dxa" w:w="2880"/>
+          </w:tcPr>
+          <w:p>
+            <w:r/>
+            <w:r>
+              <w:rPr>
+                <w:b/>
+              </w:rPr>
+              <w:t>Dispose on behalf</w:t>
+            </w:r>
+          </w:p>
+        </w:tc>
+        <w:tc>
+          <w:tcPr>
+            <w:tcW w:type="dxa" w:w="2880"/>
+          </w:tcPr>
+          <w:p>
+            <w:r/>
+            <w:r>
+              <w:t>That receipt's disposal instruction, in one click</w:t>
+            </w:r>
+          </w:p>
+        </w:tc>
+      </w:tr>
+      <w:tr>
+        <w:tc>
+          <w:tcPr>
+            <w:tcW w:type="dxa" w:w="2880"/>
+          </w:tcPr>
+          <w:p>
+            <w:r/>
+            <w:r>
+              <w:t>AD2 → SME Directory</w:t>
+            </w:r>
+          </w:p>
+        </w:tc>
+        <w:tc>
+          <w:tcPr>
+            <w:tcW w:type="dxa" w:w="2880"/>
+          </w:tcPr>
+          <w:p>
+            <w:r/>
+            <w:r>
+              <w:rPr>
+                <w:b/>
+              </w:rPr>
+              <w:t>Transact on behalf</w:t>
+            </w:r>
+          </w:p>
+        </w:tc>
+        <w:tc>
+          <w:tcPr>
+            <w:tcW w:type="dxa" w:w="2880"/>
+          </w:tcPr>
+          <w:p>
+            <w:r/>
+            <w:r>
+              <w:t>A choice of outward, inward, bill lodgement, or the whole portal</w:t>
+            </w:r>
+          </w:p>
+        </w:tc>
+      </w:tr>
+    </w:tbl>
+    <w:p/>
+    <w:p>
+      <w:r>
+        <w:t>The SME picker lists only approved SMEs whose service permission allows the direction — Import or Both for outward, Export or Both for inward — alongside their enabled currencies and how much open work each has.</w:t>
+      </w:r>
+    </w:p>
+    <w:p>
+      <w:r>
+        <w:rPr>
+          <w:b/>
+        </w:rPr>
+        <w:t>While acting.</w:t>
+      </w:r>
+      <w:r>
+        <w:t xml:space="preserve"> A banner names the SME and the acting user on every screen, with direct links to Outward and Inward. Navigation becomes the SME menu, and every action the SME's own user has is available: create, submit, respond to a query, dispose, lodge and allocate. An assisted session is not a read-only view.</w:t>
+      </w:r>
+    </w:p>
+    <w:p>
+      <w:r>
+        <w:rPr>
+          <w:b/>
+        </w:rPr>
+        <w:t>What changes.</w:t>
+      </w:r>
+      <w:r>
+        <w:t xml:space="preserve"> An AD2 maker may transact in </w:t>
+      </w:r>
+      <w:r>
+        <w:rPr>
+          <w:b/>
+        </w:rPr>
+        <w:t>any supported currency</w:t>
+      </w:r>
+      <w:r>
+        <w:t xml:space="preserve">, not only the SME's enabled list, per §6. Records created while acting are stamped </w:t>
+      </w:r>
+      <w:r>
+        <w:rPr>
+          <w:rFonts w:ascii="Consolas" w:hAnsi="Consolas"/>
+          <w:sz w:val="19"/>
+        </w:rPr>
+        <w:t>source = AD2 Assisted</w:t>
+      </w:r>
+      <w:r>
+        <w:t xml:space="preserve"> with the AD2 user named, and the audit entry names both parties.</w:t>
+      </w:r>
+    </w:p>
+    <w:p>
+      <w:r>
+        <w:rPr>
+          <w:b/>
+        </w:rPr>
+        <w:t>What does not change.</w:t>
+      </w:r>
+      <w:r>
+        <w:t xml:space="preserve"> Service permissions, allocation limits, document requirements and the rate gate all still apply. Assisting is not a route past a control.</w:t>
+      </w:r>
+    </w:p>
+    <w:p>
+      <w:r>
+        <w:rPr>
+          <w:b/>
+        </w:rPr>
+        <w:t>Exit.</w:t>
+      </w:r>
+      <w:r>
+        <w:t xml:space="preserve"> Leaving returns to the directory. Navigating to any AD2 route drops the acting context automatically, so it cannot be left on by accident.</w:t>
+      </w:r>
+    </w:p>
+    <w:p>
+      <w:pPr>
+        <w:pStyle w:val="Heading2"/>
+      </w:pPr>
+      <w:r>
         <w:t>8. Inward remittance and disposal</w:t>
       </w:r>
     </w:p>
@@ -4077,7 +4391,55 @@
           <w:p>
             <w:r/>
             <w:r>
-              <w:t>AD2 can transact on behalf of an approved SME from the directory; the record and the audit trail name both parties, and the SME's controls still apply</w:t>
+              <w:t>AD2 can transact on behalf of an approved SME; the record and the audit trail name both parties, and the SME's controls still apply</w:t>
+            </w:r>
+          </w:p>
+        </w:tc>
+      </w:tr>
+      <w:tr>
+        <w:tc>
+          <w:tcPr>
+            <w:tcW w:type="dxa" w:w="4320"/>
+          </w:tcPr>
+          <w:p>
+            <w:r/>
+            <w:r>
+              <w:t>AC18</w:t>
+            </w:r>
+          </w:p>
+        </w:tc>
+        <w:tc>
+          <w:tcPr>
+            <w:tcW w:type="dxa" w:w="4320"/>
+          </w:tcPr>
+          <w:p>
+            <w:r/>
+            <w:r>
+              <w:t>The assisted journey covers outward and inward alike, is entered from within the relevant function, and lands on that function's screen rather than a dashboard</w:t>
+            </w:r>
+          </w:p>
+        </w:tc>
+      </w:tr>
+      <w:tr>
+        <w:tc>
+          <w:tcPr>
+            <w:tcW w:type="dxa" w:w="4320"/>
+          </w:tcPr>
+          <w:p>
+            <w:r/>
+            <w:r>
+              <w:t>AC19</w:t>
+            </w:r>
+          </w:p>
+        </w:tc>
+        <w:tc>
+          <w:tcPr>
+            <w:tcW w:type="dxa" w:w="4320"/>
+          </w:tcPr>
+          <w:p>
+            <w:r/>
+            <w:r>
+              <w:t>While acting, an AD2 user has the full set of SME actions — create, submit, respond and dispose — not a read-only view</w:t>
             </w:r>
           </w:p>
         </w:tc>

--- a/docs/AD2_Trade_PRD.docx
+++ b/docs/AD2_Trade_PRD.docx
@@ -1597,7 +1597,44 @@
         <w:t>Beneficiary</w:t>
       </w:r>
       <w:r>
-        <w:t xml:space="preserve"> — name, country, address, account number, bank name, bank country, SWIFT/IBAN as applicable.</w:t>
+        <w:t xml:space="preserve"> — selected from the SME's </w:t>
+      </w:r>
+      <w:r>
+        <w:rPr>
+          <w:b/>
+        </w:rPr>
+        <w:t>beneficiary master</w:t>
+      </w:r>
+      <w:r>
+        <w:t xml:space="preserve">, not retyped per transaction. The picker lists saved payees with their bank and account currency; </w:t>
+      </w:r>
+      <w:r>
+        <w:rPr>
+          <w:b/>
+        </w:rPr>
+        <w:t>Add new beneficiary</w:t>
+      </w:r>
+      <w:r>
+        <w:t xml:space="preserve"> captures one inline and, unless the save is unticked, adds it to the master and selects it. A genuine one-off payee can be used without ever entering the master.</w:t>
+      </w:r>
+    </w:p>
+    <w:p>
+      <w:r>
+        <w:t xml:space="preserve">The request </w:t>
+      </w:r>
+      <w:r>
+        <w:rPr>
+          <w:b/>
+        </w:rPr>
+        <w:t>snapshots</w:t>
+      </w:r>
+      <w:r>
+        <w:t xml:space="preserve"> the beneficiary details it was sent with, so later edits to or removal of a master record never rewrite a past payment. Where a beneficiary's account currency differs from the remittance currency, the screen warns but does not block — the payee may still be able to receive it.</w:t>
+      </w:r>
+    </w:p>
+    <w:p>
+      <w:r>
+        <w:t>The master is per SME and is maintained on Profile → Beneficiary master. It records who added each payee and when it was last used. An AD2 user in the assisted journey sees and adds to that SME's master, and additions are stamped as made on the SME's behalf.</w:t>
       </w:r>
     </w:p>
     <w:p>
@@ -3716,6 +3753,30 @@
           <w:p>
             <w:r/>
             <w:r>
+              <w:t>Beneficiary</w:t>
+            </w:r>
+          </w:p>
+        </w:tc>
+        <w:tc>
+          <w:tcPr>
+            <w:tcW w:type="dxa" w:w="4320"/>
+          </w:tcPr>
+          <w:p>
+            <w:r/>
+            <w:r>
+              <w:t>SME, name, country, address, bank, bank country, account/IBAN, SWIFT, account currency, relationship, added by, last used</w:t>
+            </w:r>
+          </w:p>
+        </w:tc>
+      </w:tr>
+      <w:tr>
+        <w:tc>
+          <w:tcPr>
+            <w:tcW w:type="dxa" w:w="4320"/>
+          </w:tcPr>
+          <w:p>
+            <w:r/>
+            <w:r>
               <w:t>User</w:t>
             </w:r>
           </w:p>
@@ -4140,7 +4201,7 @@
           <w:p>
             <w:r/>
             <w:r>
-              <w:t>AC07</w:t>
+              <w:t>AC06a</w:t>
             </w:r>
           </w:p>
         </w:tc>
@@ -4151,7 +4212,7 @@
           <w:p>
             <w:r/>
             <w:r>
-              <w:t>Partial and full disposal instructions submit without exceeding the available inward amount</w:t>
+              <w:t>Beneficiaries are selected from a per-SME master or added inline; a one-off payee can be used without saving; the request snapshots what it sent, and a currency mismatch warns without blocking</w:t>
             </w:r>
           </w:p>
         </w:tc>
@@ -4164,7 +4225,7 @@
           <w:p>
             <w:r/>
             <w:r>
-              <w:t>AC08</w:t>
+              <w:t>AC07</w:t>
             </w:r>
           </w:p>
         </w:tc>
@@ -4175,7 +4236,7 @@
           <w:p>
             <w:r/>
             <w:r>
-              <w:t>Bills lodge manually, by CSV upload, and through simulated SFTP and SAP jobs, without creating duplicates</w:t>
+              <w:t>Partial and full disposal instructions submit without exceeding the available inward amount</w:t>
             </w:r>
           </w:p>
         </w:tc>
@@ -4188,7 +4249,7 @@
           <w:p>
             <w:r/>
             <w:r>
-              <w:t>AC09</w:t>
+              <w:t>AC08</w:t>
             </w:r>
           </w:p>
         </w:tc>
@@ -4199,7 +4260,7 @@
           <w:p>
             <w:r/>
             <w:r>
-              <w:t>Document AI prefills bill fields from an uploaded invoice and the values remain editable</w:t>
+              <w:t>Bills lodge manually, by CSV upload, and through simulated SFTP and SAP jobs, without creating duplicates</w:t>
             </w:r>
           </w:p>
         </w:tc>
@@ -4212,7 +4273,7 @@
           <w:p>
             <w:r/>
             <w:r>
-              <w:t>AC10</w:t>
+              <w:t>AC09</w:t>
             </w:r>
           </w:p>
         </w:tc>
@@ -4223,7 +4284,7 @@
           <w:p>
             <w:r/>
             <w:r>
-              <w:t>Bills and remittances allocate partially or fully without exceeding balances; AD2 approves and the audit history is visible</w:t>
+              <w:t>Document AI prefills bill fields from an uploaded invoice and the values remain editable</w:t>
             </w:r>
           </w:p>
         </w:tc>
@@ -4236,7 +4297,7 @@
           <w:p>
             <w:r/>
             <w:r>
-              <w:t>AC11</w:t>
+              <w:t>AC10</w:t>
             </w:r>
           </w:p>
         </w:tc>
@@ -4247,7 +4308,7 @@
           <w:p>
             <w:r/>
             <w:r>
-              <w:t>Reports reflect workflow changes and selected filters</w:t>
+              <w:t>Bills and remittances allocate partially or fully without exceeding balances; AD2 approves and the audit history is visible</w:t>
             </w:r>
           </w:p>
         </w:tc>
@@ -4260,7 +4321,7 @@
           <w:p>
             <w:r/>
             <w:r>
-              <w:t>AC12</w:t>
+              <w:t>AC11</w:t>
             </w:r>
           </w:p>
         </w:tc>
@@ -4271,7 +4332,7 @@
           <w:p>
             <w:r/>
             <w:r>
-              <w:t>Every primary button produces a visible result</w:t>
+              <w:t>Reports reflect workflow changes and selected filters</w:t>
             </w:r>
           </w:p>
         </w:tc>
@@ -4284,7 +4345,7 @@
           <w:p>
             <w:r/>
             <w:r>
-              <w:t>AC13</w:t>
+              <w:t>AC12</w:t>
             </w:r>
           </w:p>
         </w:tc>
@@ -4295,7 +4356,7 @@
           <w:p>
             <w:r/>
             <w:r>
-              <w:t>Role restrictions and SME data isolation hold across navigation, detail views and reports</w:t>
+              <w:t>Every primary button produces a visible result</w:t>
             </w:r>
           </w:p>
         </w:tc>
@@ -4308,7 +4369,7 @@
           <w:p>
             <w:r/>
             <w:r>
-              <w:t>AC14</w:t>
+              <w:t>AC13</w:t>
             </w:r>
           </w:p>
         </w:tc>
@@ -4319,7 +4380,7 @@
           <w:p>
             <w:r/>
             <w:r>
-              <w:t>Empty, error and validation states are demonstrable</w:t>
+              <w:t>Role restrictions and SME data isolation hold across navigation, detail views and reports</w:t>
             </w:r>
           </w:p>
         </w:tc>
@@ -4332,7 +4393,7 @@
           <w:p>
             <w:r/>
             <w:r>
-              <w:t>AC15</w:t>
+              <w:t>AC14</w:t>
             </w:r>
           </w:p>
         </w:tc>
@@ -4343,7 +4404,7 @@
           <w:p>
             <w:r/>
             <w:r>
-              <w:t>Remittance type is captured on outward requests and disposal instructions, narrows the purpose codes on offer, and clears a purpose that the pair no longer allows</w:t>
+              <w:t>Empty, error and validation states are demonstrable</w:t>
             </w:r>
           </w:p>
         </w:tc>
@@ -4356,7 +4417,7 @@
           <w:p>
             <w:r/>
             <w:r>
-              <w:t>AC16</w:t>
+              <w:t>AC15</w:t>
             </w:r>
           </w:p>
         </w:tc>
@@ -4367,7 +4428,7 @@
           <w:p>
             <w:r/>
             <w:r>
-              <w:t>The document checklist reflects the purpose code and the remittance type together, without listing a duplicate document</w:t>
+              <w:t>Remittance type is captured on outward requests and disposal instructions, narrows the purpose codes on offer, and clears a purpose that the pair no longer allows</w:t>
             </w:r>
           </w:p>
         </w:tc>
@@ -4380,7 +4441,7 @@
           <w:p>
             <w:r/>
             <w:r>
-              <w:t>AC17</w:t>
+              <w:t>AC16</w:t>
             </w:r>
           </w:p>
         </w:tc>
@@ -4391,7 +4452,7 @@
           <w:p>
             <w:r/>
             <w:r>
-              <w:t>AD2 can transact on behalf of an approved SME; the record and the audit trail name both parties, and the SME's controls still apply</w:t>
+              <w:t>The document checklist reflects the purpose code and the remittance type together, without listing a duplicate document</w:t>
             </w:r>
           </w:p>
         </w:tc>
@@ -4404,7 +4465,7 @@
           <w:p>
             <w:r/>
             <w:r>
-              <w:t>AC18</w:t>
+              <w:t>AC17</w:t>
             </w:r>
           </w:p>
         </w:tc>
@@ -4415,7 +4476,7 @@
           <w:p>
             <w:r/>
             <w:r>
-              <w:t>The assisted journey covers outward and inward alike, is entered from within the relevant function, and lands on that function's screen rather than a dashboard</w:t>
+              <w:t>AD2 can transact on behalf of an approved SME; the record and the audit trail name both parties, and the SME's controls still apply</w:t>
             </w:r>
           </w:p>
         </w:tc>
@@ -4428,7 +4489,7 @@
           <w:p>
             <w:r/>
             <w:r>
-              <w:t>AC19</w:t>
+              <w:t>AC18</w:t>
             </w:r>
           </w:p>
         </w:tc>
@@ -4439,7 +4500,55 @@
           <w:p>
             <w:r/>
             <w:r>
+              <w:t>The assisted journey covers outward and inward alike, is entered from within the relevant function, and lands on that function's screen rather than a dashboard</w:t>
+            </w:r>
+          </w:p>
+        </w:tc>
+      </w:tr>
+      <w:tr>
+        <w:tc>
+          <w:tcPr>
+            <w:tcW w:type="dxa" w:w="4320"/>
+          </w:tcPr>
+          <w:p>
+            <w:r/>
+            <w:r>
+              <w:t>AC19</w:t>
+            </w:r>
+          </w:p>
+        </w:tc>
+        <w:tc>
+          <w:tcPr>
+            <w:tcW w:type="dxa" w:w="4320"/>
+          </w:tcPr>
+          <w:p>
+            <w:r/>
+            <w:r>
               <w:t>While acting, an AD2 user has the full set of SME actions — create, submit, respond and dispose — not a read-only view</w:t>
+            </w:r>
+          </w:p>
+        </w:tc>
+      </w:tr>
+      <w:tr>
+        <w:tc>
+          <w:tcPr>
+            <w:tcW w:type="dxa" w:w="4320"/>
+          </w:tcPr>
+          <w:p>
+            <w:r/>
+            <w:r>
+              <w:t>AC20</w:t>
+            </w:r>
+          </w:p>
+        </w:tc>
+        <w:tc>
+          <w:tcPr>
+            <w:tcW w:type="dxa" w:w="4320"/>
+          </w:tcPr>
+          <w:p>
+            <w:r/>
+            <w:r>
+              <w:t>The beneficiary master is available identically on the SME side and in the assisted journey, scoped to the SME being acted for, with assisted additions attributed to the AD2 user</w:t>
             </w:r>
           </w:p>
         </w:tc>

--- a/docs/AD2_Trade_PRD.docx
+++ b/docs/AD2_Trade_PRD.docx
@@ -1134,6 +1134,329 @@
     <w:p>
       <w:r>
         <w:t>An SME user may submit without a second SME approver. SME-side maker-checker is a later addition.</w:t>
+      </w:r>
+    </w:p>
+    <w:p>
+      <w:pPr>
+        <w:pStyle w:val="Heading3"/>
+      </w:pPr>
+      <w:r>
+        <w:t>3.1 Capabilities and segregation</w:t>
+      </w:r>
+    </w:p>
+    <w:p>
+      <w:r>
+        <w:t xml:space="preserve">Each role holds a set of named capabilities, and the interface is built from them: an action a role cannot perform is not rendered, rather than shown and refused. A capability can also be </w:t>
+      </w:r>
+      <w:r>
+        <w:rPr>
+          <w:b/>
+        </w:rPr>
+        <w:t>withheld by design</w:t>
+      </w:r>
+      <w:r>
+        <w:t xml:space="preserve"> — marked *segregated* — meaning the role is deliberately kept from it so that whoever prepares work is not whoever approves it.</w:t>
+      </w:r>
+    </w:p>
+    <w:tbl>
+      <w:tblPr>
+        <w:tblStyle w:val="LightGrid-Accent1"/>
+        <w:tblW w:type="auto" w:w="0"/>
+        <w:jc w:val="center"/>
+        <w:tblLook w:firstColumn="1" w:firstRow="1" w:lastColumn="0" w:lastRow="0" w:noHBand="0" w:noVBand="1" w:val="04A0"/>
+      </w:tblPr>
+      <w:tblGrid>
+        <w:gridCol w:w="2880"/>
+        <w:gridCol w:w="2880"/>
+        <w:gridCol w:w="2880"/>
+      </w:tblGrid>
+      <w:tr>
+        <w:tc>
+          <w:tcPr>
+            <w:tcW w:type="dxa" w:w="2880"/>
+          </w:tcPr>
+          <w:p>
+            <w:r>
+              <w:rPr>
+                <w:b/>
+              </w:rPr>
+            </w:r>
+            <w:r>
+              <w:rPr>
+                <w:b/>
+              </w:rPr>
+              <w:t>Role</w:t>
+            </w:r>
+          </w:p>
+        </w:tc>
+        <w:tc>
+          <w:tcPr>
+            <w:tcW w:type="dxa" w:w="2880"/>
+          </w:tcPr>
+          <w:p>
+            <w:r>
+              <w:rPr>
+                <w:b/>
+              </w:rPr>
+            </w:r>
+            <w:r>
+              <w:rPr>
+                <w:b/>
+              </w:rPr>
+              <w:t>Holds</w:t>
+            </w:r>
+          </w:p>
+        </w:tc>
+        <w:tc>
+          <w:tcPr>
+            <w:tcW w:type="dxa" w:w="2880"/>
+          </w:tcPr>
+          <w:p>
+            <w:r>
+              <w:rPr>
+                <w:b/>
+              </w:rPr>
+            </w:r>
+            <w:r>
+              <w:rPr>
+                <w:b/>
+              </w:rPr>
+              <w:t>Withheld by design</w:t>
+            </w:r>
+          </w:p>
+        </w:tc>
+      </w:tr>
+      <w:tr>
+        <w:tc>
+          <w:tcPr>
+            <w:tcW w:type="dxa" w:w="2880"/>
+          </w:tcPr>
+          <w:p>
+            <w:r/>
+            <w:r>
+              <w:t>SME Applicant</w:t>
+            </w:r>
+          </w:p>
+        </w:tc>
+        <w:tc>
+          <w:tcPr>
+            <w:tcW w:type="dxa" w:w="2880"/>
+          </w:tcPr>
+          <w:p>
+            <w:r/>
+            <w:r>
+              <w:t>Submit an application</w:t>
+            </w:r>
+          </w:p>
+        </w:tc>
+        <w:tc>
+          <w:tcPr>
+            <w:tcW w:type="dxa" w:w="2880"/>
+          </w:tcPr>
+          <w:p>
+            <w:r/>
+            <w:r>
+              <w:t>—</w:t>
+            </w:r>
+          </w:p>
+        </w:tc>
+      </w:tr>
+      <w:tr>
+        <w:tc>
+          <w:tcPr>
+            <w:tcW w:type="dxa" w:w="2880"/>
+          </w:tcPr>
+          <w:p>
+            <w:r/>
+            <w:r>
+              <w:t>SME User</w:t>
+            </w:r>
+          </w:p>
+        </w:tc>
+        <w:tc>
+          <w:tcPr>
+            <w:tcW w:type="dxa" w:w="2880"/>
+          </w:tcPr>
+          <w:p>
+            <w:r/>
+            <w:r>
+              <w:t>Create outward requests, dispose inward receipts, lodge bills, propose allocations, maintain its own masters, view reports</w:t>
+            </w:r>
+          </w:p>
+        </w:tc>
+        <w:tc>
+          <w:tcPr>
+            <w:tcW w:type="dxa" w:w="2880"/>
+          </w:tcPr>
+          <w:p>
+            <w:r/>
+            <w:r>
+              <w:t>Approving its own requests; confirming its own allocations</w:t>
+            </w:r>
+          </w:p>
+        </w:tc>
+      </w:tr>
+      <w:tr>
+        <w:tc>
+          <w:tcPr>
+            <w:tcW w:type="dxa" w:w="2880"/>
+          </w:tcPr>
+          <w:p>
+            <w:r/>
+            <w:r>
+              <w:t>AD2 Maker</w:t>
+            </w:r>
+          </w:p>
+        </w:tc>
+        <w:tc>
+          <w:tcPr>
+            <w:tcW w:type="dxa" w:w="2880"/>
+          </w:tcPr>
+          <w:p>
+            <w:r/>
+            <w:r>
+              <w:t>Capture offline applications, review and price them, raise queries, transact on behalf of an SME, propose allocations</w:t>
+            </w:r>
+          </w:p>
+        </w:tc>
+        <w:tc>
+          <w:tcPr>
+            <w:tcW w:type="dxa" w:w="2880"/>
+          </w:tcPr>
+          <w:p>
+            <w:r/>
+            <w:r>
+              <w:t>Approving applications or outward requests; confirming allocations</w:t>
+            </w:r>
+          </w:p>
+        </w:tc>
+      </w:tr>
+      <w:tr>
+        <w:tc>
+          <w:tcPr>
+            <w:tcW w:type="dxa" w:w="2880"/>
+          </w:tcPr>
+          <w:p>
+            <w:r/>
+            <w:r>
+              <w:t>AD2 Checker</w:t>
+            </w:r>
+          </w:p>
+        </w:tc>
+        <w:tc>
+          <w:tcPr>
+            <w:tcW w:type="dxa" w:w="2880"/>
+          </w:tcPr>
+          <w:p>
+            <w:r/>
+            <w:r>
+              <w:t>Approve or reject applications and outward requests, accept bills, confirm allocations</w:t>
+            </w:r>
+          </w:p>
+        </w:tc>
+        <w:tc>
+          <w:tcPr>
+            <w:tcW w:type="dxa" w:w="2880"/>
+          </w:tcPr>
+          <w:p>
+            <w:r/>
+            <w:r>
+              <w:t>Creating or reviewing the work it approves</w:t>
+            </w:r>
+          </w:p>
+        </w:tc>
+      </w:tr>
+      <w:tr>
+        <w:tc>
+          <w:tcPr>
+            <w:tcW w:type="dxa" w:w="2880"/>
+          </w:tcPr>
+          <w:p>
+            <w:r/>
+            <w:r>
+              <w:t>AD2 Operations</w:t>
+            </w:r>
+          </w:p>
+        </w:tc>
+        <w:tc>
+          <w:tcPr>
+            <w:tcW w:type="dxa" w:w="2880"/>
+          </w:tcPr>
+          <w:p>
+            <w:r/>
+            <w:r>
+              <w:t>Progress remittances and disposal instructions, query, approve, complete, accept bills, confirm and reverse allocations, transact on behalf</w:t>
+            </w:r>
+          </w:p>
+        </w:tc>
+        <w:tc>
+          <w:tcPr>
+            <w:tcW w:type="dxa" w:w="2880"/>
+          </w:tcPr>
+          <w:p>
+            <w:r/>
+            <w:r>
+              <w:t>Approving onboarding applications</w:t>
+            </w:r>
+          </w:p>
+        </w:tc>
+      </w:tr>
+      <w:tr>
+        <w:tc>
+          <w:tcPr>
+            <w:tcW w:type="dxa" w:w="2880"/>
+          </w:tcPr>
+          <w:p>
+            <w:r/>
+            <w:r>
+              <w:t>AD2 Administrator</w:t>
+            </w:r>
+          </w:p>
+        </w:tc>
+        <w:tc>
+          <w:tcPr>
+            <w:tcW w:type="dxa" w:w="2880"/>
+          </w:tcPr>
+          <w:p>
+            <w:r/>
+            <w:r>
+              <w:t>Masters, document checklists, purpose-code mapping, users, roles, settings</w:t>
+            </w:r>
+          </w:p>
+        </w:tc>
+        <w:tc>
+          <w:tcPr>
+            <w:tcW w:type="dxa" w:w="2880"/>
+          </w:tcPr>
+          <w:p>
+            <w:r/>
+            <w:r>
+              <w:t>All transaction authority</w:t>
+            </w:r>
+          </w:p>
+        </w:tc>
+      </w:tr>
+    </w:tbl>
+    <w:p/>
+    <w:p>
+      <w:r>
+        <w:t>The Administrator is deliberately outside the transaction path: whoever configures the controls should not also be able to transact through them.</w:t>
+      </w:r>
+    </w:p>
+    <w:p>
+      <w:r>
+        <w:rPr>
+          <w:b/>
+        </w:rPr>
+        <w:t>AutoChecker.</w:t>
+      </w:r>
+      <w:r>
+        <w:t xml:space="preserve"> While AutoChecker is enabled, a maker's review commits without a second approver, and the approve action is labelled as such. Switching it off in Settings routes those approvals to a checker. This is the mechanism behind the call's decision to provision maker-checker but run with AutoChecker for now.</w:t>
+      </w:r>
+    </w:p>
+    <w:p>
+      <w:r>
+        <w:t>The full action-by-role matrix is maintained in Administration → Roles and permissions.</w:t>
       </w:r>
     </w:p>
     <w:p>
@@ -4553,6 +4876,78 @@
           </w:p>
         </w:tc>
       </w:tr>
+      <w:tr>
+        <w:tc>
+          <w:tcPr>
+            <w:tcW w:type="dxa" w:w="4320"/>
+          </w:tcPr>
+          <w:p>
+            <w:r/>
+            <w:r>
+              <w:t>AC21</w:t>
+            </w:r>
+          </w:p>
+        </w:tc>
+        <w:tc>
+          <w:tcPr>
+            <w:tcW w:type="dxa" w:w="4320"/>
+          </w:tcPr>
+          <w:p>
+            <w:r/>
+            <w:r>
+              <w:t>Every role's capabilities are defined explicitly, and an action a role cannot perform is absent from the interface rather than shown and refused</w:t>
+            </w:r>
+          </w:p>
+        </w:tc>
+      </w:tr>
+      <w:tr>
+        <w:tc>
+          <w:tcPr>
+            <w:tcW w:type="dxa" w:w="4320"/>
+          </w:tcPr>
+          <w:p>
+            <w:r/>
+            <w:r>
+              <w:t>AC22</w:t>
+            </w:r>
+          </w:p>
+        </w:tc>
+        <w:tc>
+          <w:tcPr>
+            <w:tcW w:type="dxa" w:w="4320"/>
+          </w:tcPr>
+          <w:p>
+            <w:r/>
+            <w:r>
+              <w:t>Maker and checker are segregated: a maker cannot approve what it prepared, a checker cannot prepare what it approves, and the interface says which actions are withheld and why</w:t>
+            </w:r>
+          </w:p>
+        </w:tc>
+      </w:tr>
+      <w:tr>
+        <w:tc>
+          <w:tcPr>
+            <w:tcW w:type="dxa" w:w="4320"/>
+          </w:tcPr>
+          <w:p>
+            <w:r/>
+            <w:r>
+              <w:t>AC23</w:t>
+            </w:r>
+          </w:p>
+        </w:tc>
+        <w:tc>
+          <w:tcPr>
+            <w:tcW w:type="dxa" w:w="4320"/>
+          </w:tcPr>
+          <w:p>
+            <w:r/>
+            <w:r>
+              <w:t>The Administrator holds no transaction authority, and the roles and permissions matrix is viewable in Administration</w:t>
+            </w:r>
+          </w:p>
+        </w:tc>
+      </w:tr>
     </w:tbl>
     <w:p/>
     <w:p>
